--- a/fra/docx/21.content.docx
+++ b/fra/docx/21.content.docx
@@ -9634,19 +9634,7 @@
         <w:rPr>
           <w:lang w:val="fr_FR" w:bidi="fr_FR"/>
         </w:rPr>
-        <w:t>Cet épilogue rédigé par l'éditeur (voir « Auteur et destinataires » dans l'</w:t>
-      </w:r>
-      <w:r>
-        <w:rPr>
-          <w:lang w:val="fr_FR" w:bidi="fr_FR"/>
-        </w:rPr>
-        <w:t>Introduction du livre</w:t>
-      </w:r>
-      <w:r>
-        <w:rPr>
-          <w:lang w:val="fr_FR" w:bidi="fr_FR"/>
-        </w:rPr>
-        <w:t>) exprime son respect pour l'Ecclésiaste, exhorte les lecteurs à mettre ses enseignements en pratique et nous communique la conclusion à laquelle l'éditeur aboutit après avoir étudié l'Ecclésiaste (</w:t>
+        <w:t>Cet épilogue rédigé par l'éditeur (voir « Auteur et destinataires » dans l'Introduction du livre) exprime son respect pour l'Ecclésiaste, exhorte les lecteurs à mettre ses enseignements en pratique et nous communique la conclusion à laquelle l'éditeur aboutit après avoir étudié l'Ecclésiaste (</w:t>
       </w:r>
       <w:r>
         <w:rPr>
